--- a/开发平台/codex/项目/人员简历筛选和重组/output/风险管理批量/08-分支机构和子公司风险管理能力评价/国开行人员团队简历-王义丹.docx
+++ b/开发平台/codex/项目/人员简历筛选和重组/output/风险管理批量/08-分支机构和子公司风险管理能力评价/国开行人员团队简历-王义丹.docx
@@ -133,11 +133,9 @@
           <ns0:p>
             <ns0:r>
               <ns0:rPr>
-                <ns0:rFonts ns0:ascii="仿宋" ns0:hAnsi="仿宋" ns0:eastAsia="仿宋" ns0:cs="仿宋"/>
-                <ns0:sz ns0:val="24"/>
-                <ns0:szCs ns0:val="24"/>
-              </ns0:rPr>
-              <ns0:t>1986-11-05</ns0:t>
+                <ns0:rFonts ns0:ascii="仿宋" ns0:hAnsi="仿宋"/>
+              </ns0:rPr>
+              <ns0:t>39</ns0:t>
             </ns0:r>
           </ns0:p>
         </ns0:tc>
@@ -513,21 +511,8 @@
             <ns0:gridSpan ns0:val="4"/>
             <ns0:vAlign ns0:val="center"/>
           </ns0:tcPr>
-          <ns0:p ns2:paraId="1E629E02" ns2:textId="77777777" ns0:rsidR="000010AB" ns0:rsidRDefault="000010AB" ns0:rsidP="00664128">
-            <ns0:pPr>
-              <ns0:jc ns0:val="center"/>
-              <ns0:rPr>
-                <ns0:rFonts ns0:ascii="仿宋" ns0:eastAsia="仿宋" ns0:hAnsi="仿宋" ns0:cs="仿宋" ns0:hint="eastAsia"/>
-                <ns0:caps/>
-                <ns0:szCs ns0:val="21"/>
-              </ns0:rPr>
-            </ns0:pPr>
-            <ns0:r>
-              <ns0:rPr>
-                <ns0:rFonts ns0:ascii="仿宋" ns0:eastAsia="仿宋" ns0:hAnsi="仿宋" ns0:cs="仿宋" ns0:hint="eastAsia"/>
-                <ns0:szCs ns0:val="24"/>
-                <ns0:sz ns0:val="24"/>
-              </ns0:rPr>
+          <ns0:p>
+            <ns0:r>
               <ns0:t>拟在本项目任职</ns0:t>
             </ns0:r>
           </ns0:p>
@@ -540,12 +525,7 @@
           </ns0:tcPr>
           <ns0:p>
             <ns0:r>
-              <ns0:rPr>
-                <ns0:rFonts ns0:ascii="仿宋" ns0:hAnsi="仿宋" ns0:eastAsia="仿宋" ns0:cs="仿宋"/>
-                <ns0:sz ns0:val="24"/>
-                <ns0:szCs ns0:val="24"/>
-              </ns0:rPr>
-              <ns0:t>项目管理岗</ns0:t>
+              <ns0:t>需求分析岗（风险管理领域）</ns0:t>
             </ns0:r>
           </ns0:p>
         </ns0:tc>
@@ -698,7 +678,7 @@
                 <ns0:sz ns0:val="24"/>
                 <ns0:szCs ns0:val="24"/>
               </ns0:rPr>
-              <ns0:t>高级</ns0:t>
+              <ns0:t>Oracle</ns0:t>
             </ns0:r>
           </ns0:p>
         </ns0:tc>
@@ -716,6 +696,9 @@
                 <ns0:szCs ns0:val="21"/>
               </ns0:rPr>
             </ns0:pPr>
+            <ns0:r>
+              <ns0:t>高级</ns0:t>
+            </ns0:r>
           </ns0:p>
         </ns0:tc>
         <ns0:tc>
@@ -741,76 +724,6 @@
             <ns0:vAlign ns0:val="center"/>
           </ns0:tcPr>
           <ns0:p ns2:paraId="77D9DE25" ns2:textId="77777777" ns0:rsidR="000010AB" ns0:rsidRDefault="000010AB" ns0:rsidP="00664128">
-            <ns0:pPr>
-              <ns0:jc ns0:val="center"/>
-              <ns0:rPr>
-                <ns0:rFonts ns0:ascii="仿宋" ns0:eastAsia="仿宋" ns0:hAnsi="仿宋" ns0:cs="仿宋" ns0:hint="eastAsia"/>
-                <ns0:szCs ns0:val="21"/>
-              </ns0:rPr>
-            </ns0:pPr>
-          </ns0:p>
-        </ns0:tc>
-      </ns0:tr>
-      <ns0:tr ns0:rsidR="000010AB" ns2:paraId="0BE7332D" ns2:textId="77777777" ns0:rsidTr="00664128">
-        <ns0:trPr>
-          <ns0:trHeight ns0:val="20"/>
-          <ns0:jc ns0:val="center"/>
-        </ns0:trPr>
-        <ns0:tc>
-          <ns0:tcPr>
-            <ns0:tcW ns0:w="1043" ns0:type="pct"/>
-            <ns0:vAlign ns0:val="center"/>
-          </ns0:tcPr>
-          <ns0:p>
-            <ns0:r>
-              <ns0:rPr>
-                <ns0:rFonts ns0:ascii="仿宋" ns0:hAnsi="仿宋" ns0:eastAsia="仿宋" ns0:cs="仿宋"/>
-                <ns0:sz ns0:val="24"/>
-                <ns0:szCs ns0:val="24"/>
-              </ns0:rPr>
-              <ns0:t>Oracle</ns0:t>
-            </ns0:r>
-          </ns0:p>
-        </ns0:tc>
-        <ns0:tc>
-          <ns0:tcPr>
-            <ns0:tcW ns0:w="1186" ns0:type="pct"/>
-            <ns0:gridSpan ns0:val="2"/>
-            <ns0:vAlign ns0:val="center"/>
-          </ns0:tcPr>
-          <ns0:p ns2:paraId="2EC9C40D" ns2:textId="77777777" ns0:rsidR="000010AB" ns0:rsidRDefault="000010AB" ns0:rsidP="00664128">
-            <ns0:pPr>
-              <ns0:jc ns0:val="center"/>
-              <ns0:rPr>
-                <ns0:rFonts ns0:ascii="仿宋" ns0:eastAsia="仿宋" ns0:hAnsi="仿宋" ns0:cs="仿宋" ns0:hint="eastAsia"/>
-                <ns0:szCs ns0:val="21"/>
-              </ns0:rPr>
-            </ns0:pPr>
-          </ns0:p>
-        </ns0:tc>
-        <ns0:tc>
-          <ns0:tcPr>
-            <ns0:tcW ns0:w="1276" ns0:type="pct"/>
-            <ns0:gridSpan ns0:val="2"/>
-            <ns0:vAlign ns0:val="center"/>
-          </ns0:tcPr>
-          <ns0:p ns2:paraId="0D730117" ns2:textId="77777777" ns0:rsidR="000010AB" ns0:rsidRDefault="000010AB" ns0:rsidP="00664128">
-            <ns0:pPr>
-              <ns0:jc ns0:val="center"/>
-              <ns0:rPr>
-                <ns0:rFonts ns0:ascii="仿宋" ns0:eastAsia="仿宋" ns0:hAnsi="仿宋" ns0:cs="仿宋" ns0:hint="eastAsia"/>
-                <ns0:szCs ns0:val="21"/>
-              </ns0:rPr>
-            </ns0:pPr>
-          </ns0:p>
-        </ns0:tc>
-        <ns0:tc>
-          <ns0:tcPr>
-            <ns0:tcW ns0:w="1493" ns0:type="pct"/>
-            <ns0:gridSpan ns0:val="2"/>
-            <ns0:vAlign ns0:val="center"/>
-          </ns0:tcPr>
-          <ns0:p ns2:paraId="0FFD8515" ns2:textId="77777777" ns0:rsidR="000010AB" ns0:rsidRDefault="000010AB" ns0:rsidP="00664128">
             <ns0:pPr>
               <ns0:jc ns0:val="center"/>
               <ns0:rPr>
@@ -2202,6 +2115,8 @@
       </ns0:pPr>
     </ns0:p>
     <ns0:sectPr ns0:rsidR="003149F0">
+      <ns0:headerReference xmlns:r="http://schemas.openxmlformats.org/officeDocument/2006/relationships" ns0:type="default" r:id="rId6"/>
+      <ns0:footerReference xmlns:r="http://schemas.openxmlformats.org/officeDocument/2006/relationships" ns0:type="default" r:id="rId7"/>
       <ns0:pgSz ns0:w="11906" ns0:h="16838"/>
       <ns0:pgMar ns0:top="1440" ns0:right="1800" ns0:bottom="1440" ns0:left="1800" ns0:header="851" ns0:footer="992" ns0:gutter="0"/>
       <ns0:cols ns0:space="425"/>
@@ -2209,6 +2124,26 @@
     </ns0:sectPr>
   </ns0:body>
 </ns0:document>
+</file>
+
+<file path=word/footer1.xml><?xml version="1.0" encoding="utf-8"?>
+<w:ftr xmlns:m="http://schemas.openxmlformats.org/officeDocument/2006/math" xmlns:mc="http://schemas.openxmlformats.org/markup-compatibility/2006" xmlns:mo="http://schemas.microsoft.com/office/mac/office/2008/main" xmlns:mv="urn:schemas-microsoft-com:mac:vml" xmlns:o="urn:schemas-microsoft-com:office:office" xmlns:r="http://schemas.openxmlformats.org/officeDocument/2006/relationships" xmlns:v="urn:schemas-microsoft-com:vml" xmlns:w10="urn:schemas-microsoft-com:office:word" xmlns:w14="http://schemas.microsoft.com/office/word/2010/wordml" xmlns:w="http://schemas.openxmlformats.org/wordprocessingml/2006/main" xmlns:wne="http://schemas.microsoft.com/office/word/2006/wordml" xmlns:wp14="http://schemas.microsoft.com/office/word/2010/wordprocessingDrawing" xmlns:wp="http://schemas.openxmlformats.org/drawingml/2006/wordprocessingDrawing" xmlns:wpc="http://schemas.microsoft.com/office/word/2010/wordprocessingCanvas" xmlns:wpg="http://schemas.microsoft.com/office/word/2010/wordprocessingGroup" xmlns:wpi="http://schemas.microsoft.com/office/word/2010/wordprocessingInk" xmlns:wps="http://schemas.microsoft.com/office/word/2010/wordprocessingShape" mc:Ignorable="w14 wp14">
+  <w:p>
+    <w:pPr>
+      <w:pStyle w:val="Footer"/>
+    </w:pPr>
+  </w:p>
+</w:ftr>
+</file>
+
+<file path=word/header1.xml><?xml version="1.0" encoding="utf-8"?>
+<w:hdr xmlns:m="http://schemas.openxmlformats.org/officeDocument/2006/math" xmlns:mc="http://schemas.openxmlformats.org/markup-compatibility/2006" xmlns:mo="http://schemas.microsoft.com/office/mac/office/2008/main" xmlns:mv="urn:schemas-microsoft-com:mac:vml" xmlns:o="urn:schemas-microsoft-com:office:office" xmlns:r="http://schemas.openxmlformats.org/officeDocument/2006/relationships" xmlns:v="urn:schemas-microsoft-com:vml" xmlns:w10="urn:schemas-microsoft-com:office:word" xmlns:w14="http://schemas.microsoft.com/office/word/2010/wordml" xmlns:w="http://schemas.openxmlformats.org/wordprocessingml/2006/main" xmlns:wne="http://schemas.microsoft.com/office/word/2006/wordml" xmlns:wp14="http://schemas.microsoft.com/office/word/2010/wordprocessingDrawing" xmlns:wp="http://schemas.openxmlformats.org/drawingml/2006/wordprocessingDrawing" xmlns:wpc="http://schemas.microsoft.com/office/word/2010/wordprocessingCanvas" xmlns:wpg="http://schemas.microsoft.com/office/word/2010/wordprocessingGroup" xmlns:wpi="http://schemas.microsoft.com/office/word/2010/wordprocessingInk" xmlns:wps="http://schemas.microsoft.com/office/word/2010/wordprocessingShape" mc:Ignorable="w14 wp14">
+  <w:p>
+    <w:pPr>
+      <w:pStyle w:val="Header"/>
+    </w:pPr>
+  </w:p>
+</w:hdr>
 </file>
 
 <file path=word/styles.xml><?xml version="1.0" encoding="utf-8"?>

--- a/开发平台/codex/项目/人员简历筛选和重组/output/风险管理批量/08-分支机构和子公司风险管理能力评价/国开行人员团队简历-王义丹.docx
+++ b/开发平台/codex/项目/人员简历筛选和重组/output/风险管理批量/08-分支机构和子公司风险管理能力评价/国开行人员团队简历-王义丹.docx
@@ -876,13 +876,14 @@
             <ns0:vAlign ns0:val="center"/>
           </ns0:tcPr>
           <ns0:p>
-            <ns0:r>
-              <ns0:rPr>
-                <ns0:rFonts ns0:ascii="仿宋" ns0:hAnsi="仿宋" ns0:eastAsia="仿宋" ns0:cs="仿宋"/>
-                <ns0:sz ns0:val="24"/>
-                <ns0:szCs ns0:val="24"/>
-              </ns0:rPr>
-              <ns0:t>2021.04-至今</ns0:t>
+            <ns0:pPr>
+              <ns0:spacing ns0:before="0" ns0:after="0" ns0:line="240" ns0:lineRule="auto"/>
+            </ns0:pPr>
+            <ns0:r>
+              <ns0:rPr>
+                <ns0:rFonts ns0:ascii="仿宋" ns0:hAnsi="仿宋"/>
+              </ns0:rPr>
+              <ns0:t>2025.01-至今</ns0:t>
             </ns0:r>
           </ns0:p>
         </ns0:tc>
@@ -893,13 +894,14 @@
             <ns0:vAlign ns0:val="center"/>
           </ns0:tcPr>
           <ns0:p>
-            <ns0:r>
-              <ns0:rPr>
-                <ns0:rFonts ns0:ascii="仿宋" ns0:hAnsi="仿宋" ns0:eastAsia="仿宋" ns0:cs="仿宋"/>
-                <ns0:sz ns0:val="24"/>
-                <ns0:szCs ns0:val="24"/>
-              </ns0:rPr>
-              <ns0:t>光大银行-光大银行数据资产共享平台项目</ns0:t>
+            <ns0:pPr>
+              <ns0:spacing ns0:before="0" ns0:after="0" ns0:line="240" ns0:lineRule="auto"/>
+            </ns0:pPr>
+            <ns0:r>
+              <ns0:rPr>
+                <ns0:rFonts ns0:ascii="仿宋" ns0:hAnsi="仿宋"/>
+              </ns0:rPr>
+              <ns0:t>平安银行2025年非零开发零售开发人力外包</ns0:t>
             </ns0:r>
           </ns0:p>
         </ns0:tc>
@@ -910,13 +912,14 @@
             <ns0:vAlign ns0:val="center"/>
           </ns0:tcPr>
           <ns0:p>
-            <ns0:r>
-              <ns0:rPr>
-                <ns0:rFonts ns0:ascii="仿宋" ns0:hAnsi="仿宋" ns0:eastAsia="仿宋" ns0:cs="仿宋"/>
-                <ns0:sz ns0:val="24"/>
-                <ns0:szCs ns0:val="24"/>
-              </ns0:rPr>
-              <ns0:t>需求分析</ns0:t>
+            <ns0:pPr>
+              <ns0:spacing ns0:before="0" ns0:after="0" ns0:line="240" ns0:lineRule="auto"/>
+            </ns0:pPr>
+            <ns0:r>
+              <ns0:rPr>
+                <ns0:rFonts ns0:ascii="仿宋" ns0:hAnsi="仿宋"/>
+              </ns0:rPr>
+              <ns0:t>需求分析师</ns0:t>
             </ns0:r>
           </ns0:p>
         </ns0:tc>
@@ -927,13 +930,14 @@
             <ns0:vAlign ns0:val="center"/>
           </ns0:tcPr>
           <ns0:p>
-            <ns0:r>
-              <ns0:rPr>
-                <ns0:rFonts ns0:ascii="仿宋" ns0:hAnsi="仿宋" ns0:eastAsia="仿宋" ns0:cs="仿宋"/>
-                <ns0:sz ns0:val="24"/>
-                <ns0:szCs ns0:val="24"/>
-              </ns0:rPr>
-              <ns0:t>共享视图下沉需求分析，模型设计，开发等，普惠金融模块下沉，CIS融合，中间层迁移，日常需求，普惠需求，特征平台需求，模型评审，需求评审等</ns0:t>
+            <ns0:pPr>
+              <ns0:spacing ns0:before="0" ns0:after="0" ns0:line="240" ns0:lineRule="auto"/>
+            </ns0:pPr>
+            <ns0:r>
+              <ns0:rPr>
+                <ns0:rFonts ns0:ascii="仿宋" ns0:hAnsi="仿宋"/>
+              </ns0:rPr>
+              <ns0:t>1.负责平安银行2025年非零开发零售开发人力外包需求调研、业务流程梳理及原型说明整理;2.输出需求清单、口径说明和验收要点，推动业务、开发、测试三方对齐;3.跟踪联调与上线问题，配合业务侧完成版本验收和迭代优化。</ns0:t>
             </ns0:r>
           </ns0:p>
         </ns0:tc>
@@ -949,13 +953,14 @@
             <ns0:vAlign ns0:val="center"/>
           </ns0:tcPr>
           <ns0:p>
-            <ns0:r>
-              <ns0:rPr>
-                <ns0:rFonts ns0:ascii="仿宋" ns0:hAnsi="仿宋" ns0:eastAsia="仿宋" ns0:cs="仿宋"/>
-                <ns0:sz ns0:val="24"/>
-                <ns0:szCs ns0:val="24"/>
-              </ns0:rPr>
-              <ns0:t>2020.08-2021.04</ns0:t>
+            <ns0:pPr>
+              <ns0:spacing ns0:before="0" ns0:after="0" ns0:line="240" ns0:lineRule="auto"/>
+            </ns0:pPr>
+            <ns0:r>
+              <ns0:rPr>
+                <ns0:rFonts ns0:ascii="仿宋" ns0:hAnsi="仿宋"/>
+              </ns0:rPr>
+              <ns0:t>2024.06-2024.12</ns0:t>
             </ns0:r>
           </ns0:p>
         </ns0:tc>
@@ -966,13 +971,14 @@
             <ns0:vAlign ns0:val="center"/>
           </ns0:tcPr>
           <ns0:p>
-            <ns0:r>
-              <ns0:rPr>
-                <ns0:rFonts ns0:ascii="仿宋" ns0:hAnsi="仿宋" ns0:eastAsia="仿宋" ns0:cs="仿宋"/>
-                <ns0:sz ns0:val="24"/>
-                <ns0:szCs ns0:val="24"/>
-              </ns0:rPr>
-              <ns0:t>光大银行-光大银行共性数据平台项目</ns0:t>
+            <ns0:pPr>
+              <ns0:spacing ns0:before="0" ns0:after="0" ns0:line="240" ns0:lineRule="auto"/>
+            </ns0:pPr>
+            <ns0:r>
+              <ns0:rPr>
+                <ns0:rFonts ns0:ascii="仿宋" ns0:hAnsi="仿宋"/>
+              </ns0:rPr>
+              <ns0:t>山西农商智能风险管控平台建设项目</ns0:t>
             </ns0:r>
           </ns0:p>
         </ns0:tc>
@@ -983,13 +989,14 @@
             <ns0:vAlign ns0:val="center"/>
           </ns0:tcPr>
           <ns0:p>
-            <ns0:r>
-              <ns0:rPr>
-                <ns0:rFonts ns0:ascii="仿宋" ns0:hAnsi="仿宋" ns0:eastAsia="仿宋" ns0:cs="仿宋"/>
-                <ns0:sz ns0:val="24"/>
-                <ns0:szCs ns0:val="24"/>
-              </ns0:rPr>
-              <ns0:t>需求分析</ns0:t>
+            <ns0:pPr>
+              <ns0:spacing ns0:before="0" ns0:after="0" ns0:line="240" ns0:lineRule="auto"/>
+            </ns0:pPr>
+            <ns0:r>
+              <ns0:rPr>
+                <ns0:rFonts ns0:ascii="仿宋" ns0:hAnsi="仿宋"/>
+              </ns0:rPr>
+              <ns0:t>需求分析师</ns0:t>
             </ns0:r>
           </ns0:p>
         </ns0:tc>
@@ -1000,13 +1007,14 @@
             <ns0:vAlign ns0:val="center"/>
           </ns0:tcPr>
           <ns0:p>
-            <ns0:r>
-              <ns0:rPr>
-                <ns0:rFonts ns0:ascii="仿宋" ns0:hAnsi="仿宋" ns0:eastAsia="仿宋" ns0:cs="仿宋"/>
-                <ns0:sz ns0:val="24"/>
-                <ns0:szCs ns0:val="24"/>
-              </ns0:rPr>
-              <ns0:t>共性需求分析，模型设计，开发等，负责普惠金融模块的下沉工作</ns0:t>
+            <ns0:pPr>
+              <ns0:spacing ns0:before="0" ns0:after="0" ns0:line="240" ns0:lineRule="auto"/>
+            </ns0:pPr>
+            <ns0:r>
+              <ns0:rPr>
+                <ns0:rFonts ns0:ascii="仿宋" ns0:hAnsi="仿宋"/>
+              </ns0:rPr>
+              <ns0:t>1.负责山西农商智能风险管控平台建设项目需求调研、业务流程梳理及原型说明整理;2.输出需求清单、口径说明和验收要点，推动业务、开发、测试三方对齐;3.跟踪联调与上线问题，配合业务侧完成版本验收和迭代优化。</ns0:t>
             </ns0:r>
           </ns0:p>
         </ns0:tc>
@@ -1022,13 +1030,14 @@
             <ns0:vAlign ns0:val="center"/>
           </ns0:tcPr>
           <ns0:p>
-            <ns0:r>
-              <ns0:rPr>
-                <ns0:rFonts ns0:ascii="仿宋" ns0:hAnsi="仿宋" ns0:eastAsia="仿宋" ns0:cs="仿宋"/>
-                <ns0:sz ns0:val="24"/>
-                <ns0:szCs ns0:val="24"/>
-              </ns0:rPr>
-              <ns0:t>2020.08-2021.04</ns0:t>
+            <ns0:pPr>
+              <ns0:spacing ns0:before="0" ns0:after="0" ns0:line="240" ns0:lineRule="auto"/>
+            </ns0:pPr>
+            <ns0:r>
+              <ns0:rPr>
+                <ns0:rFonts ns0:ascii="仿宋" ns0:hAnsi="仿宋"/>
+              </ns0:rPr>
+              <ns0:t>2023.11-2024.05</ns0:t>
             </ns0:r>
           </ns0:p>
         </ns0:tc>
@@ -1039,13 +1048,14 @@
             <ns0:vAlign ns0:val="center"/>
           </ns0:tcPr>
           <ns0:p>
-            <ns0:r>
-              <ns0:rPr>
-                <ns0:rFonts ns0:ascii="仿宋" ns0:hAnsi="仿宋" ns0:eastAsia="仿宋" ns0:cs="仿宋"/>
-                <ns0:sz ns0:val="24"/>
-                <ns0:szCs ns0:val="24"/>
-              </ns0:rPr>
-              <ns0:t>光大银行-光大银行EDW数仓项目</ns0:t>
+            <ns0:pPr>
+              <ns0:spacing ns0:before="0" ns0:after="0" ns0:line="240" ns0:lineRule="auto"/>
+            </ns0:pPr>
+            <ns0:r>
+              <ns0:rPr>
+                <ns0:rFonts ns0:ascii="仿宋" ns0:hAnsi="仿宋"/>
+              </ns0:rPr>
+              <ns0:t>平安银行产品风险及表外监测项目</ns0:t>
             </ns0:r>
           </ns0:p>
         </ns0:tc>
@@ -1056,13 +1066,14 @@
             <ns0:vAlign ns0:val="center"/>
           </ns0:tcPr>
           <ns0:p>
-            <ns0:r>
-              <ns0:rPr>
-                <ns0:rFonts ns0:ascii="仿宋" ns0:hAnsi="仿宋" ns0:eastAsia="仿宋" ns0:cs="仿宋"/>
-                <ns0:sz ns0:val="24"/>
-                <ns0:szCs ns0:val="24"/>
-              </ns0:rPr>
-              <ns0:t>需求分析</ns0:t>
+            <ns0:pPr>
+              <ns0:spacing ns0:before="0" ns0:after="0" ns0:line="240" ns0:lineRule="auto"/>
+            </ns0:pPr>
+            <ns0:r>
+              <ns0:rPr>
+                <ns0:rFonts ns0:ascii="仿宋" ns0:hAnsi="仿宋"/>
+              </ns0:rPr>
+              <ns0:t>需求分析师</ns0:t>
             </ns0:r>
           </ns0:p>
         </ns0:tc>
@@ -1073,13 +1084,14 @@
             <ns0:vAlign ns0:val="center"/>
           </ns0:tcPr>
           <ns0:p>
-            <ns0:r>
-              <ns0:rPr>
-                <ns0:rFonts ns0:ascii="仿宋" ns0:hAnsi="仿宋" ns0:eastAsia="仿宋" ns0:cs="仿宋"/>
-                <ns0:sz ns0:val="24"/>
-                <ns0:szCs ns0:val="24"/>
-              </ns0:rPr>
-              <ns0:t>中间层，接口层需求分析，模型设计</ns0:t>
+            <ns0:pPr>
+              <ns0:spacing ns0:before="0" ns0:after="0" ns0:line="240" ns0:lineRule="auto"/>
+            </ns0:pPr>
+            <ns0:r>
+              <ns0:rPr>
+                <ns0:rFonts ns0:ascii="仿宋" ns0:hAnsi="仿宋"/>
+              </ns0:rPr>
+              <ns0:t>1.负责平安银行产品风险及表外监测项目需求调研、业务流程梳理及原型说明整理;2.输出需求清单、口径说明和验收要点，推动业务、开发、测试三方对齐;3.跟踪联调与上线问题，配合业务侧完成版本验收和迭代优化。</ns0:t>
             </ns0:r>
           </ns0:p>
         </ns0:tc>
@@ -1095,13 +1107,14 @@
             <ns0:vAlign ns0:val="center"/>
           </ns0:tcPr>
           <ns0:p>
-            <ns0:r>
-              <ns0:rPr>
-                <ns0:rFonts ns0:ascii="仿宋" ns0:hAnsi="仿宋" ns0:eastAsia="仿宋" ns0:cs="仿宋"/>
-                <ns0:sz ns0:val="24"/>
-                <ns0:szCs ns0:val="24"/>
-              </ns0:rPr>
-              <ns0:t>2016.04-2020.08</ns0:t>
+            <ns0:pPr>
+              <ns0:spacing ns0:before="0" ns0:after="0" ns0:line="240" ns0:lineRule="auto"/>
+            </ns0:pPr>
+            <ns0:r>
+              <ns0:rPr>
+                <ns0:rFonts ns0:ascii="仿宋" ns0:hAnsi="仿宋"/>
+              </ns0:rPr>
+              <ns0:t>2021.08-2023.10</ns0:t>
             </ns0:r>
           </ns0:p>
         </ns0:tc>
@@ -1112,13 +1125,14 @@
             <ns0:vAlign ns0:val="center"/>
           </ns0:tcPr>
           <ns0:p>
-            <ns0:r>
-              <ns0:rPr>
-                <ns0:rFonts ns0:ascii="仿宋" ns0:hAnsi="仿宋" ns0:eastAsia="仿宋" ns0:cs="仿宋"/>
-                <ns0:sz ns0:val="24"/>
-                <ns0:szCs ns0:val="24"/>
-              </ns0:rPr>
-              <ns0:t>光大银行-光大银行统一监管平台项目</ns0:t>
+            <ns0:pPr>
+              <ns0:spacing ns0:before="0" ns0:after="0" ns0:line="240" ns0:lineRule="auto"/>
+            </ns0:pPr>
+            <ns0:r>
+              <ns0:rPr>
+                <ns0:rFonts ns0:ascii="仿宋" ns0:hAnsi="仿宋"/>
+              </ns0:rPr>
+              <ns0:t>平安银行智慧合规及零售开发支持项目</ns0:t>
             </ns0:r>
           </ns0:p>
         </ns0:tc>
@@ -1129,13 +1143,14 @@
             <ns0:vAlign ns0:val="center"/>
           </ns0:tcPr>
           <ns0:p>
-            <ns0:r>
-              <ns0:rPr>
-                <ns0:rFonts ns0:ascii="仿宋" ns0:hAnsi="仿宋" ns0:eastAsia="仿宋" ns0:cs="仿宋"/>
-                <ns0:sz ns0:val="24"/>
-                <ns0:szCs ns0:val="24"/>
-              </ns0:rPr>
-              <ns0:t>需求分析组组长</ns0:t>
+            <ns0:pPr>
+              <ns0:spacing ns0:before="0" ns0:after="0" ns0:line="240" ns0:lineRule="auto"/>
+            </ns0:pPr>
+            <ns0:r>
+              <ns0:rPr>
+                <ns0:rFonts ns0:ascii="仿宋" ns0:hAnsi="仿宋"/>
+              </ns0:rPr>
+              <ns0:t>需求分析师</ns0:t>
             </ns0:r>
           </ns0:p>
         </ns0:tc>
@@ -1146,13 +1161,14 @@
             <ns0:vAlign ns0:val="center"/>
           </ns0:tcPr>
           <ns0:p>
-            <ns0:r>
-              <ns0:rPr>
-                <ns0:rFonts ns0:ascii="仿宋" ns0:hAnsi="仿宋" ns0:eastAsia="仿宋" ns0:cs="仿宋"/>
-                <ns0:sz ns0:val="24"/>
-                <ns0:szCs ns0:val="24"/>
-              </ns0:rPr>
-              <ns0:t>需求分析组组长；完成1104，大集中，金标，存款保险，east等多个报送系统的需求调研，需求分析，并形成数据映射文档；模型设计；关键代码开发</ns0:t>
+            <ns0:pPr>
+              <ns0:spacing ns0:before="0" ns0:after="0" ns0:line="240" ns0:lineRule="auto"/>
+            </ns0:pPr>
+            <ns0:r>
+              <ns0:rPr>
+                <ns0:rFonts ns0:ascii="仿宋" ns0:hAnsi="仿宋"/>
+              </ns0:rPr>
+              <ns0:t>1.负责平安银行智慧合规及零售开发支持项目需求调研、业务流程梳理及原型说明整理;2.输出需求清单、口径说明和验收要点，推动业务、开发、测试三方对齐;3.跟踪联调与上线问题，配合业务侧完成版本验收和迭代优化。</ns0:t>
             </ns0:r>
           </ns0:p>
         </ns0:tc>
@@ -1168,13 +1184,14 @@
             <ns0:vAlign ns0:val="center"/>
           </ns0:tcPr>
           <ns0:p>
-            <ns0:r>
-              <ns0:rPr>
-                <ns0:rFonts ns0:ascii="仿宋" ns0:hAnsi="仿宋" ns0:eastAsia="仿宋" ns0:cs="仿宋"/>
-                <ns0:sz ns0:val="24"/>
-                <ns0:szCs ns0:val="24"/>
-              </ns0:rPr>
-              <ns0:t>2014.08-2016.04</ns0:t>
+            <ns0:pPr>
+              <ns0:spacing ns0:before="0" ns0:after="0" ns0:line="240" ns0:lineRule="auto"/>
+            </ns0:pPr>
+            <ns0:r>
+              <ns0:rPr>
+                <ns0:rFonts ns0:ascii="仿宋" ns0:hAnsi="仿宋"/>
+              </ns0:rPr>
+              <ns0:t>2021.04-2021.07</ns0:t>
             </ns0:r>
           </ns0:p>
         </ns0:tc>
@@ -1185,13 +1202,14 @@
             <ns0:vAlign ns0:val="center"/>
           </ns0:tcPr>
           <ns0:p>
-            <ns0:r>
-              <ns0:rPr>
-                <ns0:rFonts ns0:ascii="仿宋" ns0:hAnsi="仿宋" ns0:eastAsia="仿宋" ns0:cs="仿宋"/>
-                <ns0:sz ns0:val="24"/>
-                <ns0:szCs ns0:val="24"/>
-              </ns0:rPr>
-              <ns0:t>中原银行-中原银行监管报送项目</ns0:t>
+            <ns0:pPr>
+              <ns0:spacing ns0:before="0" ns0:after="0" ns0:line="240" ns0:lineRule="auto"/>
+            </ns0:pPr>
+            <ns0:r>
+              <ns0:rPr>
+                <ns0:rFonts ns0:ascii="仿宋" ns0:hAnsi="仿宋"/>
+              </ns0:rPr>
+              <ns0:t>平安银行非零开发及零售开发支持项目</ns0:t>
             </ns0:r>
           </ns0:p>
         </ns0:tc>
@@ -1202,13 +1220,14 @@
             <ns0:vAlign ns0:val="center"/>
           </ns0:tcPr>
           <ns0:p>
-            <ns0:r>
-              <ns0:rPr>
-                <ns0:rFonts ns0:ascii="仿宋" ns0:hAnsi="仿宋" ns0:eastAsia="仿宋" ns0:cs="仿宋"/>
-                <ns0:sz ns0:val="24"/>
-                <ns0:szCs ns0:val="24"/>
-              </ns0:rPr>
-              <ns0:t>需求分析组组长</ns0:t>
+            <ns0:pPr>
+              <ns0:spacing ns0:before="0" ns0:after="0" ns0:line="240" ns0:lineRule="auto"/>
+            </ns0:pPr>
+            <ns0:r>
+              <ns0:rPr>
+                <ns0:rFonts ns0:ascii="仿宋" ns0:hAnsi="仿宋"/>
+              </ns0:rPr>
+              <ns0:t>需求分析师</ns0:t>
             </ns0:r>
           </ns0:p>
         </ns0:tc>
@@ -1219,13 +1238,14 @@
             <ns0:vAlign ns0:val="center"/>
           </ns0:tcPr>
           <ns0:p>
-            <ns0:r>
-              <ns0:rPr>
-                <ns0:rFonts ns0:ascii="仿宋" ns0:hAnsi="仿宋" ns0:eastAsia="仿宋" ns0:cs="仿宋"/>
-                <ns0:sz ns0:val="24"/>
-                <ns0:szCs ns0:val="24"/>
-              </ns0:rPr>
-              <ns0:t>1104报送，大集中报送报告，EAST报送，支付系统报送，金融标准化模块报送，利率报备，区域特色等多个模块业务需求分析，模型设计及流程设计</ns0:t>
+            <ns0:pPr>
+              <ns0:spacing ns0:before="0" ns0:after="0" ns0:line="240" ns0:lineRule="auto"/>
+            </ns0:pPr>
+            <ns0:r>
+              <ns0:rPr>
+                <ns0:rFonts ns0:ascii="仿宋" ns0:hAnsi="仿宋"/>
+              </ns0:rPr>
+              <ns0:t>1.负责平安银行非零开发及零售开发支持项目需求调研、业务流程梳理及原型说明整理;2.输出需求清单、口径说明和验收要点，推动业务、开发、测试三方对齐;3.跟踪联调与上线问题，配合业务侧完成版本验收和迭代优化。</ns0:t>
             </ns0:r>
           </ns0:p>
         </ns0:tc>
@@ -1241,13 +1261,14 @@
             <ns0:vAlign ns0:val="center"/>
           </ns0:tcPr>
           <ns0:p>
-            <ns0:r>
-              <ns0:rPr>
-                <ns0:rFonts ns0:ascii="仿宋" ns0:hAnsi="仿宋" ns0:eastAsia="仿宋" ns0:cs="仿宋"/>
-                <ns0:sz ns0:val="24"/>
-                <ns0:szCs ns0:val="24"/>
-              </ns0:rPr>
-              <ns0:t>2015.08-2016.01</ns0:t>
+            <ns0:pPr>
+              <ns0:spacing ns0:before="0" ns0:after="0" ns0:line="240" ns0:lineRule="auto"/>
+            </ns0:pPr>
+            <ns0:r>
+              <ns0:rPr>
+                <ns0:rFonts ns0:ascii="仿宋" ns0:hAnsi="仿宋"/>
+              </ns0:rPr>
+              <ns0:t>2016.04-2020.08</ns0:t>
             </ns0:r>
           </ns0:p>
         </ns0:tc>
@@ -1258,13 +1279,14 @@
             <ns0:vAlign ns0:val="center"/>
           </ns0:tcPr>
           <ns0:p>
-            <ns0:r>
-              <ns0:rPr>
-                <ns0:rFonts ns0:ascii="仿宋" ns0:hAnsi="仿宋" ns0:eastAsia="仿宋" ns0:cs="仿宋"/>
-                <ns0:sz ns0:val="24"/>
-                <ns0:szCs ns0:val="24"/>
-              </ns0:rPr>
-              <ns0:t>河南农信-河南农信监管平台项目</ns0:t>
+            <ns0:pPr>
+              <ns0:spacing ns0:before="0" ns0:after="0" ns0:line="240" ns0:lineRule="auto"/>
+            </ns0:pPr>
+            <ns0:r>
+              <ns0:rPr>
+                <ns0:rFonts ns0:ascii="仿宋" ns0:hAnsi="仿宋"/>
+              </ns0:rPr>
+              <ns0:t>光大银行-光大银行统一监管平台项目</ns0:t>
             </ns0:r>
           </ns0:p>
         </ns0:tc>
@@ -1275,13 +1297,14 @@
             <ns0:vAlign ns0:val="center"/>
           </ns0:tcPr>
           <ns0:p>
-            <ns0:r>
-              <ns0:rPr>
-                <ns0:rFonts ns0:ascii="仿宋" ns0:hAnsi="仿宋" ns0:eastAsia="仿宋" ns0:cs="仿宋"/>
-                <ns0:sz ns0:val="24"/>
-                <ns0:szCs ns0:val="24"/>
-              </ns0:rPr>
-              <ns0:t>需求分析</ns0:t>
+            <ns0:pPr>
+              <ns0:spacing ns0:before="0" ns0:after="0" ns0:line="240" ns0:lineRule="auto"/>
+            </ns0:pPr>
+            <ns0:r>
+              <ns0:rPr>
+                <ns0:rFonts ns0:ascii="仿宋" ns0:hAnsi="仿宋"/>
+              </ns0:rPr>
+              <ns0:t>需求分析组组长</ns0:t>
             </ns0:r>
           </ns0:p>
         </ns0:tc>
@@ -1292,13 +1315,14 @@
             <ns0:vAlign ns0:val="center"/>
           </ns0:tcPr>
           <ns0:p>
-            <ns0:r>
-              <ns0:rPr>
-                <ns0:rFonts ns0:ascii="仿宋" ns0:hAnsi="仿宋" ns0:eastAsia="仿宋" ns0:cs="仿宋"/>
-                <ns0:sz ns0:val="24"/>
-                <ns0:szCs ns0:val="24"/>
-              </ns0:rPr>
-              <ns0:t>需求分析，完成1104，大集中，利率报备三个模块的需求分析，模型设计</ns0:t>
+            <ns0:pPr>
+              <ns0:spacing ns0:before="0" ns0:after="0" ns0:line="240" ns0:lineRule="auto"/>
+            </ns0:pPr>
+            <ns0:r>
+              <ns0:rPr>
+                <ns0:rFonts ns0:ascii="仿宋" ns0:hAnsi="仿宋"/>
+              </ns0:rPr>
+              <ns0:t>需求分析组组长；完成1104，大集中，金标，存款保险，east等多个报送系统的需求调研，需求分析，并形成数据映射文档；模型设计；关键代码开发</ns0:t>
             </ns0:r>
           </ns0:p>
         </ns0:tc>
@@ -1314,13 +1338,14 @@
             <ns0:vAlign ns0:val="center"/>
           </ns0:tcPr>
           <ns0:p>
-            <ns0:r>
-              <ns0:rPr>
-                <ns0:rFonts ns0:ascii="仿宋" ns0:hAnsi="仿宋" ns0:eastAsia="仿宋" ns0:cs="仿宋"/>
-                <ns0:sz ns0:val="24"/>
-                <ns0:szCs ns0:val="24"/>
-              </ns0:rPr>
-              <ns0:t>2013.12-2014.08</ns0:t>
+            <ns0:pPr>
+              <ns0:spacing ns0:before="0" ns0:after="0" ns0:line="240" ns0:lineRule="auto"/>
+            </ns0:pPr>
+            <ns0:r>
+              <ns0:rPr>
+                <ns0:rFonts ns0:ascii="仿宋" ns0:hAnsi="仿宋"/>
+              </ns0:rPr>
+              <ns0:t>2014.08-2016.04</ns0:t>
             </ns0:r>
           </ns0:p>
         </ns0:tc>
@@ -1331,13 +1356,14 @@
             <ns0:vAlign ns0:val="center"/>
           </ns0:tcPr>
           <ns0:p>
-            <ns0:r>
-              <ns0:rPr>
-                <ns0:rFonts ns0:ascii="仿宋" ns0:hAnsi="仿宋" ns0:eastAsia="仿宋" ns0:cs="仿宋"/>
-                <ns0:sz ns0:val="24"/>
-                <ns0:szCs ns0:val="24"/>
-              </ns0:rPr>
-              <ns0:t>新华人寿-新华人寿投资资产管理信息系统项目</ns0:t>
+            <ns0:pPr>
+              <ns0:spacing ns0:before="0" ns0:after="0" ns0:line="240" ns0:lineRule="auto"/>
+            </ns0:pPr>
+            <ns0:r>
+              <ns0:rPr>
+                <ns0:rFonts ns0:ascii="仿宋" ns0:hAnsi="仿宋"/>
+              </ns0:rPr>
+              <ns0:t>中原银行-中原银行监管报送项目</ns0:t>
             </ns0:r>
           </ns0:p>
         </ns0:tc>
@@ -1348,13 +1374,14 @@
             <ns0:vAlign ns0:val="center"/>
           </ns0:tcPr>
           <ns0:p>
-            <ns0:r>
-              <ns0:rPr>
-                <ns0:rFonts ns0:ascii="仿宋" ns0:hAnsi="仿宋" ns0:eastAsia="仿宋" ns0:cs="仿宋"/>
-                <ns0:sz ns0:val="24"/>
-                <ns0:szCs ns0:val="24"/>
-              </ns0:rPr>
-              <ns0:t>项目经理</ns0:t>
+            <ns0:pPr>
+              <ns0:spacing ns0:before="0" ns0:after="0" ns0:line="240" ns0:lineRule="auto"/>
+            </ns0:pPr>
+            <ns0:r>
+              <ns0:rPr>
+                <ns0:rFonts ns0:ascii="仿宋" ns0:hAnsi="仿宋"/>
+              </ns0:rPr>
+              <ns0:t>需求分析组组长</ns0:t>
             </ns0:r>
           </ns0:p>
         </ns0:tc>
@@ -1365,13 +1392,14 @@
             <ns0:vAlign ns0:val="center"/>
           </ns0:tcPr>
           <ns0:p>
-            <ns0:r>
-              <ns0:rPr>
-                <ns0:rFonts ns0:ascii="仿宋" ns0:hAnsi="仿宋" ns0:eastAsia="仿宋" ns0:cs="仿宋"/>
-                <ns0:sz ns0:val="24"/>
-                <ns0:szCs ns0:val="24"/>
-              </ns0:rPr>
-              <ns0:t>项目管理；用户访谈、需求收集、分析；架构设计、模型设计；指标梳理、业务流程设计；VBA程序开发</ns0:t>
+            <ns0:pPr>
+              <ns0:spacing ns0:before="0" ns0:after="0" ns0:line="240" ns0:lineRule="auto"/>
+            </ns0:pPr>
+            <ns0:r>
+              <ns0:rPr>
+                <ns0:rFonts ns0:ascii="仿宋" ns0:hAnsi="仿宋"/>
+              </ns0:rPr>
+              <ns0:t>1104报送，大集中报送报告，EAST报送，支付系统报送，金融标准化模块报送，利率报备，区域特色等多个模块业务需求分析，模型设计及流程设计</ns0:t>
             </ns0:r>
           </ns0:p>
         </ns0:tc>
@@ -1387,13 +1415,14 @@
             <ns0:vAlign ns0:val="center"/>
           </ns0:tcPr>
           <ns0:p>
-            <ns0:r>
-              <ns0:rPr>
-                <ns0:rFonts ns0:ascii="仿宋" ns0:hAnsi="仿宋" ns0:eastAsia="仿宋" ns0:cs="仿宋"/>
-                <ns0:sz ns0:val="24"/>
-                <ns0:szCs ns0:val="24"/>
-              </ns0:rPr>
-              <ns0:t>2013.08-2013.12</ns0:t>
+            <ns0:pPr>
+              <ns0:spacing ns0:before="0" ns0:after="0" ns0:line="240" ns0:lineRule="auto"/>
+            </ns0:pPr>
+            <ns0:r>
+              <ns0:rPr>
+                <ns0:rFonts ns0:ascii="仿宋" ns0:hAnsi="仿宋"/>
+              </ns0:rPr>
+              <ns0:t>2015.08-2016.01</ns0:t>
             </ns0:r>
           </ns0:p>
         </ns0:tc>
@@ -1404,13 +1433,14 @@
             <ns0:vAlign ns0:val="center"/>
           </ns0:tcPr>
           <ns0:p>
-            <ns0:r>
-              <ns0:rPr>
-                <ns0:rFonts ns0:ascii="仿宋" ns0:hAnsi="仿宋" ns0:eastAsia="仿宋" ns0:cs="仿宋"/>
-                <ns0:sz ns0:val="24"/>
-                <ns0:szCs ns0:val="24"/>
-              </ns0:rPr>
-              <ns0:t>新华人寿-新华人寿非现场审计项目</ns0:t>
+            <ns0:pPr>
+              <ns0:spacing ns0:before="0" ns0:after="0" ns0:line="240" ns0:lineRule="auto"/>
+            </ns0:pPr>
+            <ns0:r>
+              <ns0:rPr>
+                <ns0:rFonts ns0:ascii="仿宋" ns0:hAnsi="仿宋"/>
+              </ns0:rPr>
+              <ns0:t>河南农信-河南农信监管平台项目</ns0:t>
             </ns0:r>
           </ns0:p>
         </ns0:tc>
@@ -1421,13 +1451,14 @@
             <ns0:vAlign ns0:val="center"/>
           </ns0:tcPr>
           <ns0:p>
-            <ns0:r>
-              <ns0:rPr>
-                <ns0:rFonts ns0:ascii="仿宋" ns0:hAnsi="仿宋" ns0:eastAsia="仿宋" ns0:cs="仿宋"/>
-                <ns0:sz ns0:val="24"/>
-                <ns0:szCs ns0:val="24"/>
-              </ns0:rPr>
-              <ns0:t>技术顾问</ns0:t>
+            <ns0:pPr>
+              <ns0:spacing ns0:before="0" ns0:after="0" ns0:line="240" ns0:lineRule="auto"/>
+            </ns0:pPr>
+            <ns0:r>
+              <ns0:rPr>
+                <ns0:rFonts ns0:ascii="仿宋" ns0:hAnsi="仿宋"/>
+              </ns0:rPr>
+              <ns0:t>需求分析</ns0:t>
             </ns0:r>
           </ns0:p>
         </ns0:tc>
@@ -1438,13 +1469,14 @@
             <ns0:vAlign ns0:val="center"/>
           </ns0:tcPr>
           <ns0:p>
-            <ns0:r>
-              <ns0:rPr>
-                <ns0:rFonts ns0:ascii="仿宋" ns0:hAnsi="仿宋" ns0:eastAsia="仿宋" ns0:cs="仿宋"/>
-                <ns0:sz ns0:val="24"/>
-                <ns0:szCs ns0:val="24"/>
-              </ns0:rPr>
-              <ns0:t>根据用户需求设计SAP接口；根据需求分析设计模型，并整理SAP接口数据指标；编写存储过程，进行ETL开发；SAP接口联调测试；ETL测试及报表测试</ns0:t>
+            <ns0:pPr>
+              <ns0:spacing ns0:before="0" ns0:after="0" ns0:line="240" ns0:lineRule="auto"/>
+            </ns0:pPr>
+            <ns0:r>
+              <ns0:rPr>
+                <ns0:rFonts ns0:ascii="仿宋" ns0:hAnsi="仿宋"/>
+              </ns0:rPr>
+              <ns0:t>需求分析，完成1104，大集中，利率报备三个模块的需求分析，模型设计</ns0:t>
             </ns0:r>
           </ns0:p>
         </ns0:tc>
@@ -1460,13 +1492,14 @@
             <ns0:vAlign ns0:val="center"/>
           </ns0:tcPr>
           <ns0:p>
-            <ns0:r>
-              <ns0:rPr>
-                <ns0:rFonts ns0:ascii="仿宋" ns0:hAnsi="仿宋" ns0:eastAsia="仿宋" ns0:cs="仿宋"/>
-                <ns0:sz ns0:val="24"/>
-                <ns0:szCs ns0:val="24"/>
-              </ns0:rPr>
-              <ns0:t>2013.03-2013.07</ns0:t>
+            <ns0:pPr>
+              <ns0:spacing ns0:before="0" ns0:after="0" ns0:line="240" ns0:lineRule="auto"/>
+            </ns0:pPr>
+            <ns0:r>
+              <ns0:rPr>
+                <ns0:rFonts ns0:ascii="仿宋" ns0:hAnsi="仿宋"/>
+              </ns0:rPr>
+              <ns0:t>2013.12-2014.08</ns0:t>
             </ns0:r>
           </ns0:p>
         </ns0:tc>
@@ -1477,13 +1510,14 @@
             <ns0:vAlign ns0:val="center"/>
           </ns0:tcPr>
           <ns0:p>
-            <ns0:r>
-              <ns0:rPr>
-                <ns0:rFonts ns0:ascii="仿宋" ns0:hAnsi="仿宋" ns0:eastAsia="仿宋" ns0:cs="仿宋"/>
-                <ns0:sz ns0:val="24"/>
-                <ns0:szCs ns0:val="24"/>
-              </ns0:rPr>
-              <ns0:t>泰康人寿-泰康集团数据仓库项目</ns0:t>
+            <ns0:pPr>
+              <ns0:spacing ns0:before="0" ns0:after="0" ns0:line="240" ns0:lineRule="auto"/>
+            </ns0:pPr>
+            <ns0:r>
+              <ns0:rPr>
+                <ns0:rFonts ns0:ascii="仿宋" ns0:hAnsi="仿宋"/>
+              </ns0:rPr>
+              <ns0:t>新华人寿-新华人寿投资资产管理信息系统项目</ns0:t>
             </ns0:r>
           </ns0:p>
         </ns0:tc>
@@ -1494,13 +1528,14 @@
             <ns0:vAlign ns0:val="center"/>
           </ns0:tcPr>
           <ns0:p>
-            <ns0:r>
-              <ns0:rPr>
-                <ns0:rFonts ns0:ascii="仿宋" ns0:hAnsi="仿宋" ns0:eastAsia="仿宋" ns0:cs="仿宋"/>
-                <ns0:sz ns0:val="24"/>
-                <ns0:szCs ns0:val="24"/>
-              </ns0:rPr>
-              <ns0:t>模型设计师</ns0:t>
+            <ns0:pPr>
+              <ns0:spacing ns0:before="0" ns0:after="0" ns0:line="240" ns0:lineRule="auto"/>
+            </ns0:pPr>
+            <ns0:r>
+              <ns0:rPr>
+                <ns0:rFonts ns0:ascii="仿宋" ns0:hAnsi="仿宋"/>
+              </ns0:rPr>
+              <ns0:t>项目经理</ns0:t>
             </ns0:r>
           </ns0:p>
         </ns0:tc>
@@ -1511,13 +1546,14 @@
             <ns0:vAlign ns0:val="center"/>
           </ns0:tcPr>
           <ns0:p>
-            <ns0:r>
-              <ns0:rPr>
-                <ns0:rFonts ns0:ascii="仿宋" ns0:hAnsi="仿宋" ns0:eastAsia="仿宋" ns0:cs="仿宋"/>
-                <ns0:sz ns0:val="24"/>
-                <ns0:szCs ns0:val="24"/>
-              </ns0:rPr>
-              <ns0:t>需求分析、模型设计、ETL开发</ns0:t>
+            <ns0:pPr>
+              <ns0:spacing ns0:before="0" ns0:after="0" ns0:line="240" ns0:lineRule="auto"/>
+            </ns0:pPr>
+            <ns0:r>
+              <ns0:rPr>
+                <ns0:rFonts ns0:ascii="仿宋" ns0:hAnsi="仿宋"/>
+              </ns0:rPr>
+              <ns0:t>项目管理；用户访谈、需求收集、分析；架构设计、模型设计；指标梳理、业务流程设计；VBA程序开发</ns0:t>
             </ns0:r>
           </ns0:p>
         </ns0:tc>
@@ -1533,13 +1569,14 @@
             <ns0:vAlign ns0:val="center"/>
           </ns0:tcPr>
           <ns0:p>
-            <ns0:r>
-              <ns0:rPr>
-                <ns0:rFonts ns0:ascii="仿宋" ns0:hAnsi="仿宋" ns0:eastAsia="仿宋" ns0:cs="仿宋"/>
-                <ns0:sz ns0:val="24"/>
-                <ns0:szCs ns0:val="24"/>
-              </ns0:rPr>
-              <ns0:t>2012.10-2013.02</ns0:t>
+            <ns0:pPr>
+              <ns0:spacing ns0:before="0" ns0:after="0" ns0:line="240" ns0:lineRule="auto"/>
+            </ns0:pPr>
+            <ns0:r>
+              <ns0:rPr>
+                <ns0:rFonts ns0:ascii="仿宋" ns0:hAnsi="仿宋"/>
+              </ns0:rPr>
+              <ns0:t>2013.08-2013.12</ns0:t>
             </ns0:r>
           </ns0:p>
         </ns0:tc>
@@ -1550,13 +1587,14 @@
             <ns0:vAlign ns0:val="center"/>
           </ns0:tcPr>
           <ns0:p>
-            <ns0:r>
-              <ns0:rPr>
-                <ns0:rFonts ns0:ascii="仿宋" ns0:hAnsi="仿宋" ns0:eastAsia="仿宋" ns0:cs="仿宋"/>
-                <ns0:sz ns0:val="24"/>
-                <ns0:szCs ns0:val="24"/>
-              </ns0:rPr>
-              <ns0:t>泰康人寿-财务价值板块SAP财务报表数据对接项目</ns0:t>
+            <ns0:pPr>
+              <ns0:spacing ns0:before="0" ns0:after="0" ns0:line="240" ns0:lineRule="auto"/>
+            </ns0:pPr>
+            <ns0:r>
+              <ns0:rPr>
+                <ns0:rFonts ns0:ascii="仿宋" ns0:hAnsi="仿宋"/>
+              </ns0:rPr>
+              <ns0:t>新华人寿-新华人寿非现场审计项目</ns0:t>
             </ns0:r>
           </ns0:p>
         </ns0:tc>
@@ -1567,11 +1605,12 @@
             <ns0:vAlign ns0:val="center"/>
           </ns0:tcPr>
           <ns0:p>
-            <ns0:r>
-              <ns0:rPr>
-                <ns0:rFonts ns0:ascii="仿宋" ns0:hAnsi="仿宋" ns0:eastAsia="仿宋" ns0:cs="仿宋"/>
-                <ns0:sz ns0:val="24"/>
-                <ns0:szCs ns0:val="24"/>
+            <ns0:pPr>
+              <ns0:spacing ns0:before="0" ns0:after="0" ns0:line="240" ns0:lineRule="auto"/>
+            </ns0:pPr>
+            <ns0:r>
+              <ns0:rPr>
+                <ns0:rFonts ns0:ascii="仿宋" ns0:hAnsi="仿宋"/>
               </ns0:rPr>
               <ns0:t>技术顾问</ns0:t>
             </ns0:r>
@@ -1584,13 +1623,14 @@
             <ns0:vAlign ns0:val="center"/>
           </ns0:tcPr>
           <ns0:p>
-            <ns0:r>
-              <ns0:rPr>
-                <ns0:rFonts ns0:ascii="仿宋" ns0:hAnsi="仿宋" ns0:eastAsia="仿宋" ns0:cs="仿宋"/>
-                <ns0:sz ns0:val="24"/>
-                <ns0:szCs ns0:val="24"/>
-              </ns0:rPr>
-              <ns0:t>负责收集报表需求，并将需求分类转变为设计、定制abap程序，将SAP中财务报表数据，如：资产负债表、利润表、营业费用表等共计75张报表计算结果数据及报表运算关系推送至BI系统，定制定时任务，协助财务价值板块项目组链条测试，并负责财物价值板块项目组答疑</ns0:t>
+            <ns0:pPr>
+              <ns0:spacing ns0:before="0" ns0:after="0" ns0:line="240" ns0:lineRule="auto"/>
+            </ns0:pPr>
+            <ns0:r>
+              <ns0:rPr>
+                <ns0:rFonts ns0:ascii="仿宋" ns0:hAnsi="仿宋"/>
+              </ns0:rPr>
+              <ns0:t>根据用户需求设计SAP接口；根据需求分析设计模型，并整理SAP接口数据指标；编写存储过程，进行ETL开发；SAP接口联调测试；ETL测试及报表测试</ns0:t>
             </ns0:r>
           </ns0:p>
         </ns0:tc>
@@ -1606,13 +1646,14 @@
             <ns0:vAlign ns0:val="center"/>
           </ns0:tcPr>
           <ns0:p>
-            <ns0:r>
-              <ns0:rPr>
-                <ns0:rFonts ns0:ascii="仿宋" ns0:hAnsi="仿宋" ns0:eastAsia="仿宋" ns0:cs="仿宋"/>
-                <ns0:sz ns0:val="24"/>
-                <ns0:szCs ns0:val="24"/>
-              </ns0:rPr>
-              <ns0:t>2012.03-2013.01</ns0:t>
+            <ns0:pPr>
+              <ns0:spacing ns0:before="0" ns0:after="0" ns0:line="240" ns0:lineRule="auto"/>
+            </ns0:pPr>
+            <ns0:r>
+              <ns0:rPr>
+                <ns0:rFonts ns0:ascii="仿宋" ns0:hAnsi="仿宋"/>
+              </ns0:rPr>
+              <ns0:t>2013.03-2013.07</ns0:t>
             </ns0:r>
           </ns0:p>
         </ns0:tc>
@@ -1623,13 +1664,14 @@
             <ns0:vAlign ns0:val="center"/>
           </ns0:tcPr>
           <ns0:p>
-            <ns0:r>
-              <ns0:rPr>
-                <ns0:rFonts ns0:ascii="仿宋" ns0:hAnsi="仿宋" ns0:eastAsia="仿宋" ns0:cs="仿宋"/>
-                <ns0:sz ns0:val="24"/>
-                <ns0:szCs ns0:val="24"/>
-              </ns0:rPr>
-              <ns0:t>中航三星人寿保险有限公司–FI、CO模块升级项目</ns0:t>
+            <ns0:pPr>
+              <ns0:spacing ns0:before="0" ns0:after="0" ns0:line="240" ns0:lineRule="auto"/>
+            </ns0:pPr>
+            <ns0:r>
+              <ns0:rPr>
+                <ns0:rFonts ns0:ascii="仿宋" ns0:hAnsi="仿宋"/>
+              </ns0:rPr>
+              <ns0:t>泰康人寿-泰康集团数据仓库项目</ns0:t>
             </ns0:r>
           </ns0:p>
         </ns0:tc>
@@ -1640,13 +1682,14 @@
             <ns0:vAlign ns0:val="center"/>
           </ns0:tcPr>
           <ns0:p>
-            <ns0:r>
-              <ns0:rPr>
-                <ns0:rFonts ns0:ascii="仿宋" ns0:hAnsi="仿宋" ns0:eastAsia="仿宋" ns0:cs="仿宋"/>
-                <ns0:sz ns0:val="24"/>
-                <ns0:szCs ns0:val="24"/>
-              </ns0:rPr>
-              <ns0:t>项目经理</ns0:t>
+            <ns0:pPr>
+              <ns0:spacing ns0:before="0" ns0:after="0" ns0:line="240" ns0:lineRule="auto"/>
+            </ns0:pPr>
+            <ns0:r>
+              <ns0:rPr>
+                <ns0:rFonts ns0:ascii="仿宋" ns0:hAnsi="仿宋"/>
+              </ns0:rPr>
+              <ns0:t>模型设计师</ns0:t>
             </ns0:r>
           </ns0:p>
         </ns0:tc>
@@ -1657,13 +1700,14 @@
             <ns0:vAlign ns0:val="center"/>
           </ns0:tcPr>
           <ns0:p>
-            <ns0:r>
-              <ns0:rPr>
-                <ns0:rFonts ns0:ascii="仿宋" ns0:hAnsi="仿宋" ns0:eastAsia="仿宋" ns0:cs="仿宋"/>
-                <ns0:sz ns0:val="24"/>
-                <ns0:szCs ns0:val="24"/>
-              </ns0:rPr>
-              <ns0:t>项目管理、后台配置、核心代码开发、权限控制；指导team中其他成员完成开发工作</ns0:t>
+            <ns0:pPr>
+              <ns0:spacing ns0:before="0" ns0:after="0" ns0:line="240" ns0:lineRule="auto"/>
+            </ns0:pPr>
+            <ns0:r>
+              <ns0:rPr>
+                <ns0:rFonts ns0:ascii="仿宋" ns0:hAnsi="仿宋"/>
+              </ns0:rPr>
+              <ns0:t>需求分析、模型设计、ETL开发</ns0:t>
             </ns0:r>
           </ns0:p>
         </ns0:tc>
@@ -1679,13 +1723,14 @@
             <ns0:vAlign ns0:val="center"/>
           </ns0:tcPr>
           <ns0:p>
-            <ns0:r>
-              <ns0:rPr>
-                <ns0:rFonts ns0:ascii="仿宋" ns0:hAnsi="仿宋" ns0:eastAsia="仿宋" ns0:cs="仿宋"/>
-                <ns0:sz ns0:val="24"/>
-                <ns0:szCs ns0:val="24"/>
-              </ns0:rPr>
-              <ns0:t>2012.02-2012.07</ns0:t>
+            <ns0:pPr>
+              <ns0:spacing ns0:before="0" ns0:after="0" ns0:line="240" ns0:lineRule="auto"/>
+            </ns0:pPr>
+            <ns0:r>
+              <ns0:rPr>
+                <ns0:rFonts ns0:ascii="仿宋" ns0:hAnsi="仿宋"/>
+              </ns0:rPr>
+              <ns0:t>2012.10-2013.02</ns0:t>
             </ns0:r>
           </ns0:p>
         </ns0:tc>
@@ -1696,13 +1741,14 @@
             <ns0:vAlign ns0:val="center"/>
           </ns0:tcPr>
           <ns0:p>
-            <ns0:r>
-              <ns0:rPr>
-                <ns0:rFonts ns0:ascii="仿宋" ns0:hAnsi="仿宋" ns0:eastAsia="仿宋" ns0:cs="仿宋"/>
-                <ns0:sz ns0:val="24"/>
-                <ns0:szCs ns0:val="24"/>
-              </ns0:rPr>
-              <ns0:t>中国人寿养老保险公司–资金管理系统实施项目</ns0:t>
+            <ns0:pPr>
+              <ns0:spacing ns0:before="0" ns0:after="0" ns0:line="240" ns0:lineRule="auto"/>
+            </ns0:pPr>
+            <ns0:r>
+              <ns0:rPr>
+                <ns0:rFonts ns0:ascii="仿宋" ns0:hAnsi="仿宋"/>
+              </ns0:rPr>
+              <ns0:t>泰康人寿-财务价值板块SAP财务报表数据对接项目</ns0:t>
             </ns0:r>
           </ns0:p>
         </ns0:tc>
@@ -1713,11 +1759,12 @@
             <ns0:vAlign ns0:val="center"/>
           </ns0:tcPr>
           <ns0:p>
-            <ns0:r>
-              <ns0:rPr>
-                <ns0:rFonts ns0:ascii="仿宋" ns0:hAnsi="仿宋" ns0:eastAsia="仿宋" ns0:cs="仿宋"/>
-                <ns0:sz ns0:val="24"/>
-                <ns0:szCs ns0:val="24"/>
+            <ns0:pPr>
+              <ns0:spacing ns0:before="0" ns0:after="0" ns0:line="240" ns0:lineRule="auto"/>
+            </ns0:pPr>
+            <ns0:r>
+              <ns0:rPr>
+                <ns0:rFonts ns0:ascii="仿宋" ns0:hAnsi="仿宋"/>
               </ns0:rPr>
               <ns0:t>技术顾问</ns0:t>
             </ns0:r>
@@ -1730,13 +1777,14 @@
             <ns0:vAlign ns0:val="center"/>
           </ns0:tcPr>
           <ns0:p>
-            <ns0:r>
-              <ns0:rPr>
-                <ns0:rFonts ns0:ascii="仿宋" ns0:hAnsi="仿宋" ns0:eastAsia="仿宋" ns0:cs="仿宋"/>
-                <ns0:sz ns0:val="24"/>
-                <ns0:szCs ns0:val="24"/>
-              </ns0:rPr>
-              <ns0:t>收集客户的新需求信息；根据实际需求进行开发、提交相关文档、优化相关配置等</ns0:t>
+            <ns0:pPr>
+              <ns0:spacing ns0:before="0" ns0:after="0" ns0:line="240" ns0:lineRule="auto"/>
+            </ns0:pPr>
+            <ns0:r>
+              <ns0:rPr>
+                <ns0:rFonts ns0:ascii="仿宋" ns0:hAnsi="仿宋"/>
+              </ns0:rPr>
+              <ns0:t>负责收集报表需求，并将需求分类转变为设计、定制abap程序，将SAP中财务报表数据，如：资产负债表、利润表、营业费用表等共计75张报表计算结果数据及报表运算关系推送至BI系统，定制定时任务，协助财务价值板块项目组链条测试，并负责财物价值板块项目组答疑</ns0:t>
             </ns0:r>
           </ns0:p>
         </ns0:tc>
@@ -1752,13 +1800,14 @@
             <ns0:vAlign ns0:val="center"/>
           </ns0:tcPr>
           <ns0:p>
-            <ns0:r>
-              <ns0:rPr>
-                <ns0:rFonts ns0:ascii="仿宋" ns0:hAnsi="仿宋" ns0:eastAsia="仿宋" ns0:cs="仿宋"/>
-                <ns0:sz ns0:val="24"/>
-                <ns0:szCs ns0:val="24"/>
-              </ns0:rPr>
-              <ns0:t>2012.01-2013.01</ns0:t>
+            <ns0:pPr>
+              <ns0:spacing ns0:before="0" ns0:after="0" ns0:line="240" ns0:lineRule="auto"/>
+            </ns0:pPr>
+            <ns0:r>
+              <ns0:rPr>
+                <ns0:rFonts ns0:ascii="仿宋" ns0:hAnsi="仿宋"/>
+              </ns0:rPr>
+              <ns0:t>2012.03-2013.01</ns0:t>
             </ns0:r>
           </ns0:p>
         </ns0:tc>
@@ -1769,13 +1818,14 @@
             <ns0:vAlign ns0:val="center"/>
           </ns0:tcPr>
           <ns0:p>
-            <ns0:r>
-              <ns0:rPr>
-                <ns0:rFonts ns0:ascii="仿宋" ns0:hAnsi="仿宋" ns0:eastAsia="仿宋" ns0:cs="仿宋"/>
-                <ns0:sz ns0:val="24"/>
-                <ns0:szCs ns0:val="24"/>
-              </ns0:rPr>
-              <ns0:t>中国人寿资产管理有限公司–运维项目</ns0:t>
+            <ns0:pPr>
+              <ns0:spacing ns0:before="0" ns0:after="0" ns0:line="240" ns0:lineRule="auto"/>
+            </ns0:pPr>
+            <ns0:r>
+              <ns0:rPr>
+                <ns0:rFonts ns0:ascii="仿宋" ns0:hAnsi="仿宋"/>
+              </ns0:rPr>
+              <ns0:t>中航三星人寿保险有限公司–FI、CO模块升级项目</ns0:t>
             </ns0:r>
           </ns0:p>
         </ns0:tc>
@@ -1786,13 +1836,14 @@
             <ns0:vAlign ns0:val="center"/>
           </ns0:tcPr>
           <ns0:p>
-            <ns0:r>
-              <ns0:rPr>
-                <ns0:rFonts ns0:ascii="仿宋" ns0:hAnsi="仿宋" ns0:eastAsia="仿宋" ns0:cs="仿宋"/>
-                <ns0:sz ns0:val="24"/>
-                <ns0:szCs ns0:val="24"/>
-              </ns0:rPr>
-              <ns0:t>功能顾问、技术顾问</ns0:t>
+            <ns0:pPr>
+              <ns0:spacing ns0:before="0" ns0:after="0" ns0:line="240" ns0:lineRule="auto"/>
+            </ns0:pPr>
+            <ns0:r>
+              <ns0:rPr>
+                <ns0:rFonts ns0:ascii="仿宋" ns0:hAnsi="仿宋"/>
+              </ns0:rPr>
+              <ns0:t>项目经理</ns0:t>
             </ns0:r>
           </ns0:p>
         </ns0:tc>
@@ -1803,13 +1854,14 @@
             <ns0:vAlign ns0:val="center"/>
           </ns0:tcPr>
           <ns0:p>
-            <ns0:r>
-              <ns0:rPr>
-                <ns0:rFonts ns0:ascii="仿宋" ns0:hAnsi="仿宋" ns0:eastAsia="仿宋" ns0:cs="仿宋"/>
-                <ns0:sz ns0:val="24"/>
-                <ns0:szCs ns0:val="24"/>
-              </ns0:rPr>
-              <ns0:t>SAP系统FI/CO模块升级，收集客户的新需求信息；根据实际需求进行开发、提交相关文档、优化相关配置等</ns0:t>
+            <ns0:pPr>
+              <ns0:spacing ns0:before="0" ns0:after="0" ns0:line="240" ns0:lineRule="auto"/>
+            </ns0:pPr>
+            <ns0:r>
+              <ns0:rPr>
+                <ns0:rFonts ns0:ascii="仿宋" ns0:hAnsi="仿宋"/>
+              </ns0:rPr>
+              <ns0:t>项目管理、后台配置、核心代码开发、权限控制；指导team中其他成员完成开发工作</ns0:t>
             </ns0:r>
           </ns0:p>
         </ns0:tc>
@@ -1825,13 +1877,14 @@
             <ns0:vAlign ns0:val="center"/>
           </ns0:tcPr>
           <ns0:p>
-            <ns0:r>
-              <ns0:rPr>
-                <ns0:rFonts ns0:ascii="仿宋" ns0:hAnsi="仿宋" ns0:eastAsia="仿宋" ns0:cs="仿宋"/>
-                <ns0:sz ns0:val="24"/>
-                <ns0:szCs ns0:val="24"/>
-              </ns0:rPr>
-              <ns0:t>2011.01-2011.12</ns0:t>
+            <ns0:pPr>
+              <ns0:spacing ns0:before="0" ns0:after="0" ns0:line="240" ns0:lineRule="auto"/>
+            </ns0:pPr>
+            <ns0:r>
+              <ns0:rPr>
+                <ns0:rFonts ns0:ascii="仿宋" ns0:hAnsi="仿宋"/>
+              </ns0:rPr>
+              <ns0:t>2012.02-2012.07</ns0:t>
             </ns0:r>
           </ns0:p>
         </ns0:tc>
@@ -1842,13 +1895,14 @@
             <ns0:vAlign ns0:val="center"/>
           </ns0:tcPr>
           <ns0:p>
-            <ns0:r>
-              <ns0:rPr>
-                <ns0:rFonts ns0:ascii="仿宋" ns0:hAnsi="仿宋" ns0:eastAsia="仿宋" ns0:cs="仿宋"/>
-                <ns0:sz ns0:val="24"/>
-                <ns0:szCs ns0:val="24"/>
-              </ns0:rPr>
-              <ns0:t>中航三星人寿保险有限公司–运维项目</ns0:t>
+            <ns0:pPr>
+              <ns0:spacing ns0:before="0" ns0:after="0" ns0:line="240" ns0:lineRule="auto"/>
+            </ns0:pPr>
+            <ns0:r>
+              <ns0:rPr>
+                <ns0:rFonts ns0:ascii="仿宋" ns0:hAnsi="仿宋"/>
+              </ns0:rPr>
+              <ns0:t>中国人寿养老保险公司–资金管理系统实施项目</ns0:t>
             </ns0:r>
           </ns0:p>
         </ns0:tc>
@@ -1859,13 +1913,14 @@
             <ns0:vAlign ns0:val="center"/>
           </ns0:tcPr>
           <ns0:p>
-            <ns0:r>
-              <ns0:rPr>
-                <ns0:rFonts ns0:ascii="仿宋" ns0:hAnsi="仿宋" ns0:eastAsia="仿宋" ns0:cs="仿宋"/>
-                <ns0:sz ns0:val="24"/>
-                <ns0:szCs ns0:val="24"/>
-              </ns0:rPr>
-              <ns0:t>项目经理、功能顾问</ns0:t>
+            <ns0:pPr>
+              <ns0:spacing ns0:before="0" ns0:after="0" ns0:line="240" ns0:lineRule="auto"/>
+            </ns0:pPr>
+            <ns0:r>
+              <ns0:rPr>
+                <ns0:rFonts ns0:ascii="仿宋" ns0:hAnsi="仿宋"/>
+              </ns0:rPr>
+              <ns0:t>技术顾问</ns0:t>
             </ns0:r>
           </ns0:p>
         </ns0:tc>
@@ -1876,13 +1931,14 @@
             <ns0:vAlign ns0:val="center"/>
           </ns0:tcPr>
           <ns0:p>
-            <ns0:r>
-              <ns0:rPr>
-                <ns0:rFonts ns0:ascii="仿宋" ns0:hAnsi="仿宋" ns0:eastAsia="仿宋" ns0:cs="仿宋"/>
-                <ns0:sz ns0:val="24"/>
-                <ns0:szCs ns0:val="24"/>
-              </ns0:rPr>
-              <ns0:t>收集客户的新需求信息；修改系统中出现的BUG；根据新的业务需求完成新需求的开发及测试任务；指导team中其他成员完成开发工作；根据系统中出现的问题对系统进行优化；为客户提供业务支持；项目管理</ns0:t>
+            <ns0:pPr>
+              <ns0:spacing ns0:before="0" ns0:after="0" ns0:line="240" ns0:lineRule="auto"/>
+            </ns0:pPr>
+            <ns0:r>
+              <ns0:rPr>
+                <ns0:rFonts ns0:ascii="仿宋" ns0:hAnsi="仿宋"/>
+              </ns0:rPr>
+              <ns0:t>收集客户的新需求信息；根据实际需求进行开发、提交相关文档、优化相关配置等</ns0:t>
             </ns0:r>
           </ns0:p>
         </ns0:tc>
@@ -1898,13 +1954,14 @@
             <ns0:vAlign ns0:val="center"/>
           </ns0:tcPr>
           <ns0:p>
-            <ns0:r>
-              <ns0:rPr>
-                <ns0:rFonts ns0:ascii="仿宋" ns0:hAnsi="仿宋" ns0:eastAsia="仿宋" ns0:cs="仿宋"/>
-                <ns0:sz ns0:val="24"/>
-                <ns0:szCs ns0:val="24"/>
-              </ns0:rPr>
-              <ns0:t>2010.08-2010.12</ns0:t>
+            <ns0:pPr>
+              <ns0:spacing ns0:before="0" ns0:after="0" ns0:line="240" ns0:lineRule="auto"/>
+            </ns0:pPr>
+            <ns0:r>
+              <ns0:rPr>
+                <ns0:rFonts ns0:ascii="仿宋" ns0:hAnsi="仿宋"/>
+              </ns0:rPr>
+              <ns0:t>2012.01-2013.01</ns0:t>
             </ns0:r>
           </ns0:p>
         </ns0:tc>
@@ -1915,13 +1972,14 @@
             <ns0:vAlign ns0:val="center"/>
           </ns0:tcPr>
           <ns0:p>
-            <ns0:r>
-              <ns0:rPr>
-                <ns0:rFonts ns0:ascii="仿宋" ns0:hAnsi="仿宋" ns0:eastAsia="仿宋" ns0:cs="仿宋"/>
-                <ns0:sz ns0:val="24"/>
-                <ns0:szCs ns0:val="24"/>
-              </ns0:rPr>
-              <ns0:t>中航三星人寿保险有限公司–预算项目实施项目</ns0:t>
+            <ns0:pPr>
+              <ns0:spacing ns0:before="0" ns0:after="0" ns0:line="240" ns0:lineRule="auto"/>
+            </ns0:pPr>
+            <ns0:r>
+              <ns0:rPr>
+                <ns0:rFonts ns0:ascii="仿宋" ns0:hAnsi="仿宋"/>
+              </ns0:rPr>
+              <ns0:t>中国人寿资产管理有限公司–运维项目</ns0:t>
             </ns0:r>
           </ns0:p>
         </ns0:tc>
@@ -1932,13 +1990,14 @@
             <ns0:vAlign ns0:val="center"/>
           </ns0:tcPr>
           <ns0:p>
-            <ns0:r>
-              <ns0:rPr>
-                <ns0:rFonts ns0:ascii="仿宋" ns0:hAnsi="仿宋" ns0:eastAsia="仿宋" ns0:cs="仿宋"/>
-                <ns0:sz ns0:val="24"/>
-                <ns0:szCs ns0:val="24"/>
-              </ns0:rPr>
-              <ns0:t>项目管理、功能顾问</ns0:t>
+            <ns0:pPr>
+              <ns0:spacing ns0:before="0" ns0:after="0" ns0:line="240" ns0:lineRule="auto"/>
+            </ns0:pPr>
+            <ns0:r>
+              <ns0:rPr>
+                <ns0:rFonts ns0:ascii="仿宋" ns0:hAnsi="仿宋"/>
+              </ns0:rPr>
+              <ns0:t>功能顾问、技术顾问</ns0:t>
             </ns0:r>
           </ns0:p>
         </ns0:tc>
@@ -1949,13 +2008,14 @@
             <ns0:vAlign ns0:val="center"/>
           </ns0:tcPr>
           <ns0:p>
-            <ns0:r>
-              <ns0:rPr>
-                <ns0:rFonts ns0:ascii="仿宋" ns0:hAnsi="仿宋" ns0:eastAsia="仿宋" ns0:cs="仿宋"/>
-                <ns0:sz ns0:val="24"/>
-                <ns0:szCs ns0:val="24"/>
-              </ns0:rPr>
-              <ns0:t>收集需求;撰写蓝图;完成项目实施;参与编写需求任务书;根据业务需求完成开发及测试任务；对关键用户进行培训;完成系统验收；完成项目管理任务</ns0:t>
+            <ns0:pPr>
+              <ns0:spacing ns0:before="0" ns0:after="0" ns0:line="240" ns0:lineRule="auto"/>
+            </ns0:pPr>
+            <ns0:r>
+              <ns0:rPr>
+                <ns0:rFonts ns0:ascii="仿宋" ns0:hAnsi="仿宋"/>
+              </ns0:rPr>
+              <ns0:t>SAP系统FI/CO模块升级，收集客户的新需求信息；根据实际需求进行开发、提交相关文档、优化相关配置等</ns0:t>
             </ns0:r>
           </ns0:p>
         </ns0:tc>
@@ -1971,13 +2031,14 @@
             <ns0:vAlign ns0:val="center"/>
           </ns0:tcPr>
           <ns0:p>
-            <ns0:r>
-              <ns0:rPr>
-                <ns0:rFonts ns0:ascii="仿宋" ns0:hAnsi="仿宋" ns0:eastAsia="仿宋" ns0:cs="仿宋"/>
-                <ns0:sz ns0:val="24"/>
-                <ns0:szCs ns0:val="24"/>
-              </ns0:rPr>
-              <ns0:t>2010.01-2010.12</ns0:t>
+            <ns0:pPr>
+              <ns0:spacing ns0:before="0" ns0:after="0" ns0:line="240" ns0:lineRule="auto"/>
+            </ns0:pPr>
+            <ns0:r>
+              <ns0:rPr>
+                <ns0:rFonts ns0:ascii="仿宋" ns0:hAnsi="仿宋"/>
+              </ns0:rPr>
+              <ns0:t>2011.01-2011.12</ns0:t>
             </ns0:r>
           </ns0:p>
         </ns0:tc>
@@ -1988,13 +2049,14 @@
             <ns0:vAlign ns0:val="center"/>
           </ns0:tcPr>
           <ns0:p>
-            <ns0:r>
-              <ns0:rPr>
-                <ns0:rFonts ns0:ascii="仿宋" ns0:hAnsi="仿宋" ns0:eastAsia="仿宋" ns0:cs="仿宋"/>
-                <ns0:sz ns0:val="24"/>
-                <ns0:szCs ns0:val="24"/>
-              </ns0:rPr>
-              <ns0:t>中航三星人寿保险有限公司-财务模块FI/CO升级系统项目</ns0:t>
+            <ns0:pPr>
+              <ns0:spacing ns0:before="0" ns0:after="0" ns0:line="240" ns0:lineRule="auto"/>
+            </ns0:pPr>
+            <ns0:r>
+              <ns0:rPr>
+                <ns0:rFonts ns0:ascii="仿宋" ns0:hAnsi="仿宋"/>
+              </ns0:rPr>
+              <ns0:t>中航三星人寿保险有限公司–运维项目</ns0:t>
             </ns0:r>
           </ns0:p>
         </ns0:tc>
@@ -2005,13 +2067,14 @@
             <ns0:vAlign ns0:val="center"/>
           </ns0:tcPr>
           <ns0:p>
-            <ns0:r>
-              <ns0:rPr>
-                <ns0:rFonts ns0:ascii="仿宋" ns0:hAnsi="仿宋" ns0:eastAsia="仿宋" ns0:cs="仿宋"/>
-                <ns0:sz ns0:val="24"/>
-                <ns0:szCs ns0:val="24"/>
-              </ns0:rPr>
-              <ns0:t>功能顾问、技术顾问</ns0:t>
+            <ns0:pPr>
+              <ns0:spacing ns0:before="0" ns0:after="0" ns0:line="240" ns0:lineRule="auto"/>
+            </ns0:pPr>
+            <ns0:r>
+              <ns0:rPr>
+                <ns0:rFonts ns0:ascii="仿宋" ns0:hAnsi="仿宋"/>
+              </ns0:rPr>
+              <ns0:t>项目经理、功能顾问</ns0:t>
             </ns0:r>
           </ns0:p>
         </ns0:tc>
@@ -2022,13 +2085,14 @@
             <ns0:vAlign ns0:val="center"/>
           </ns0:tcPr>
           <ns0:p>
-            <ns0:r>
-              <ns0:rPr>
-                <ns0:rFonts ns0:ascii="仿宋" ns0:hAnsi="仿宋" ns0:eastAsia="仿宋" ns0:cs="仿宋"/>
-                <ns0:sz ns0:val="24"/>
-                <ns0:szCs ns0:val="24"/>
-              </ns0:rPr>
-              <ns0:t>收集客户的新需求信息；修改系统中出现的BUG；根据新的业务需求完成新需求的开发及测试任务；根据系统中出现的问题对系统进行优化；为客户提供业务及技术支持</ns0:t>
+            <ns0:pPr>
+              <ns0:spacing ns0:before="0" ns0:after="0" ns0:line="240" ns0:lineRule="auto"/>
+            </ns0:pPr>
+            <ns0:r>
+              <ns0:rPr>
+                <ns0:rFonts ns0:ascii="仿宋" ns0:hAnsi="仿宋"/>
+              </ns0:rPr>
+              <ns0:t>收集客户的新需求信息；修改系统中出现的BUG；根据新的业务需求完成新需求的开发及测试任务；指导team中其他成员完成开发工作；根据系统中出现的问题对系统进行优化；为客户提供业务支持；项目管理</ns0:t>
             </ns0:r>
           </ns0:p>
         </ns0:tc>
@@ -2044,11 +2108,166 @@
             <ns0:vAlign ns0:val="center"/>
           </ns0:tcPr>
           <ns0:p>
-            <ns0:r>
-              <ns0:rPr>
-                <ns0:rFonts ns0:ascii="仿宋" ns0:hAnsi="仿宋" ns0:eastAsia="仿宋" ns0:cs="仿宋"/>
-                <ns0:sz ns0:val="24"/>
-                <ns0:szCs ns0:val="24"/>
+            <ns0:pPr>
+              <ns0:spacing ns0:before="0" ns0:after="0" ns0:line="240" ns0:lineRule="auto"/>
+            </ns0:pPr>
+            <ns0:r>
+              <ns0:rPr>
+                <ns0:rFonts ns0:ascii="仿宋" ns0:hAnsi="仿宋"/>
+              </ns0:rPr>
+              <ns0:t>2010.08-2010.12</ns0:t>
+            </ns0:r>
+          </ns0:p>
+        </ns0:tc>
+        <ns0:tc>
+          <ns0:tcPr>
+            <ns0:tcW ns0:w="1186" ns0:type="pct"/>
+            <ns0:gridSpan ns0:val="2"/>
+            <ns0:vAlign ns0:val="center"/>
+          </ns0:tcPr>
+          <ns0:p>
+            <ns0:pPr>
+              <ns0:spacing ns0:before="0" ns0:after="0" ns0:line="240" ns0:lineRule="auto"/>
+            </ns0:pPr>
+            <ns0:r>
+              <ns0:rPr>
+                <ns0:rFonts ns0:ascii="仿宋" ns0:hAnsi="仿宋"/>
+              </ns0:rPr>
+              <ns0:t>中航三星人寿保险有限公司–预算项目实施项目</ns0:t>
+            </ns0:r>
+          </ns0:p>
+        </ns0:tc>
+        <ns0:tc>
+          <ns0:tcPr>
+            <ns0:tcW ns0:w="1276" ns0:type="pct"/>
+            <ns0:gridSpan ns0:val="2"/>
+            <ns0:vAlign ns0:val="center"/>
+          </ns0:tcPr>
+          <ns0:p>
+            <ns0:pPr>
+              <ns0:spacing ns0:before="0" ns0:after="0" ns0:line="240" ns0:lineRule="auto"/>
+            </ns0:pPr>
+            <ns0:r>
+              <ns0:rPr>
+                <ns0:rFonts ns0:ascii="仿宋" ns0:hAnsi="仿宋"/>
+              </ns0:rPr>
+              <ns0:t>项目管理、功能顾问</ns0:t>
+            </ns0:r>
+          </ns0:p>
+        </ns0:tc>
+        <ns0:tc>
+          <ns0:tcPr>
+            <ns0:tcW ns0:w="1493" ns0:type="pct"/>
+            <ns0:gridSpan ns0:val="2"/>
+            <ns0:vAlign ns0:val="center"/>
+          </ns0:tcPr>
+          <ns0:p>
+            <ns0:pPr>
+              <ns0:spacing ns0:before="0" ns0:after="0" ns0:line="240" ns0:lineRule="auto"/>
+            </ns0:pPr>
+            <ns0:r>
+              <ns0:rPr>
+                <ns0:rFonts ns0:ascii="仿宋" ns0:hAnsi="仿宋"/>
+              </ns0:rPr>
+              <ns0:t>收集需求;撰写蓝图;完成项目实施;参与编写需求任务书;根据业务需求完成开发及测试任务；对关键用户进行培训;完成系统验收；完成项目管理任务</ns0:t>
+            </ns0:r>
+          </ns0:p>
+        </ns0:tc>
+      </ns0:tr>
+      <ns0:tr ns0:rsidR="000010AB" ns2:paraId="701AF13B" ns2:textId="77777777" ns0:rsidTr="00664128">
+        <ns0:trPr>
+          <ns0:trHeight ns0:val="20"/>
+          <ns0:jc ns0:val="center"/>
+        </ns0:trPr>
+        <ns0:tc>
+          <ns0:tcPr>
+            <ns0:tcW ns0:w="1043" ns0:type="pct"/>
+            <ns0:vAlign ns0:val="center"/>
+          </ns0:tcPr>
+          <ns0:p>
+            <ns0:pPr>
+              <ns0:spacing ns0:before="0" ns0:after="0" ns0:line="240" ns0:lineRule="auto"/>
+            </ns0:pPr>
+            <ns0:r>
+              <ns0:rPr>
+                <ns0:rFonts ns0:ascii="仿宋" ns0:hAnsi="仿宋"/>
+              </ns0:rPr>
+              <ns0:t>2010.01-2010.12</ns0:t>
+            </ns0:r>
+          </ns0:p>
+        </ns0:tc>
+        <ns0:tc>
+          <ns0:tcPr>
+            <ns0:tcW ns0:w="1186" ns0:type="pct"/>
+            <ns0:gridSpan ns0:val="2"/>
+            <ns0:vAlign ns0:val="center"/>
+          </ns0:tcPr>
+          <ns0:p>
+            <ns0:pPr>
+              <ns0:spacing ns0:before="0" ns0:after="0" ns0:line="240" ns0:lineRule="auto"/>
+            </ns0:pPr>
+            <ns0:r>
+              <ns0:rPr>
+                <ns0:rFonts ns0:ascii="仿宋" ns0:hAnsi="仿宋"/>
+              </ns0:rPr>
+              <ns0:t>中航三星人寿保险有限公司-财务模块FI/CO升级系统项目</ns0:t>
+            </ns0:r>
+          </ns0:p>
+        </ns0:tc>
+        <ns0:tc>
+          <ns0:tcPr>
+            <ns0:tcW ns0:w="1276" ns0:type="pct"/>
+            <ns0:gridSpan ns0:val="2"/>
+            <ns0:vAlign ns0:val="center"/>
+          </ns0:tcPr>
+          <ns0:p>
+            <ns0:pPr>
+              <ns0:spacing ns0:before="0" ns0:after="0" ns0:line="240" ns0:lineRule="auto"/>
+            </ns0:pPr>
+            <ns0:r>
+              <ns0:rPr>
+                <ns0:rFonts ns0:ascii="仿宋" ns0:hAnsi="仿宋"/>
+              </ns0:rPr>
+              <ns0:t>功能顾问、技术顾问</ns0:t>
+            </ns0:r>
+          </ns0:p>
+        </ns0:tc>
+        <ns0:tc>
+          <ns0:tcPr>
+            <ns0:tcW ns0:w="1493" ns0:type="pct"/>
+            <ns0:gridSpan ns0:val="2"/>
+            <ns0:vAlign ns0:val="center"/>
+          </ns0:tcPr>
+          <ns0:p>
+            <ns0:pPr>
+              <ns0:spacing ns0:before="0" ns0:after="0" ns0:line="240" ns0:lineRule="auto"/>
+            </ns0:pPr>
+            <ns0:r>
+              <ns0:rPr>
+                <ns0:rFonts ns0:ascii="仿宋" ns0:hAnsi="仿宋"/>
+              </ns0:rPr>
+              <ns0:t>收集客户的新需求信息；修改系统中出现的BUG；根据新的业务需求完成新需求的开发及测试任务；根据系统中出现的问题对系统进行优化；为客户提供业务及技术支持</ns0:t>
+            </ns0:r>
+          </ns0:p>
+        </ns0:tc>
+      </ns0:tr>
+      <ns0:tr ns0:rsidR="000010AB" ns2:paraId="701AF13B" ns2:textId="77777777" ns0:rsidTr="00664128">
+        <ns0:trPr>
+          <ns0:trHeight ns0:val="20"/>
+          <ns0:jc ns0:val="center"/>
+        </ns0:trPr>
+        <ns0:tc>
+          <ns0:tcPr>
+            <ns0:tcW ns0:w="1043" ns0:type="pct"/>
+            <ns0:vAlign ns0:val="center"/>
+          </ns0:tcPr>
+          <ns0:p>
+            <ns0:pPr>
+              <ns0:spacing ns0:before="0" ns0:after="0" ns0:line="240" ns0:lineRule="auto"/>
+            </ns0:pPr>
+            <ns0:r>
+              <ns0:rPr>
+                <ns0:rFonts ns0:ascii="仿宋" ns0:hAnsi="仿宋"/>
               </ns0:rPr>
               <ns0:t>2009.07-2010.01</ns0:t>
             </ns0:r>
@@ -2061,11 +2280,12 @@
             <ns0:vAlign ns0:val="center"/>
           </ns0:tcPr>
           <ns0:p>
-            <ns0:r>
-              <ns0:rPr>
-                <ns0:rFonts ns0:ascii="仿宋" ns0:hAnsi="仿宋" ns0:eastAsia="仿宋" ns0:cs="仿宋"/>
-                <ns0:sz ns0:val="24"/>
-                <ns0:szCs ns0:val="24"/>
+            <ns0:pPr>
+              <ns0:spacing ns0:before="0" ns0:after="0" ns0:line="240" ns0:lineRule="auto"/>
+            </ns0:pPr>
+            <ns0:r>
+              <ns0:rPr>
+                <ns0:rFonts ns0:ascii="仿宋" ns0:hAnsi="仿宋"/>
               </ns0:rPr>
               <ns0:t>中科软科技股份有限公司-报销系统、资产管理系统、核心业务系统项目</ns0:t>
             </ns0:r>
@@ -2078,11 +2298,12 @@
             <ns0:vAlign ns0:val="center"/>
           </ns0:tcPr>
           <ns0:p>
-            <ns0:r>
-              <ns0:rPr>
-                <ns0:rFonts ns0:ascii="仿宋" ns0:hAnsi="仿宋" ns0:eastAsia="仿宋" ns0:cs="仿宋"/>
-                <ns0:sz ns0:val="24"/>
-                <ns0:szCs ns0:val="24"/>
+            <ns0:pPr>
+              <ns0:spacing ns0:before="0" ns0:after="0" ns0:line="240" ns0:lineRule="auto"/>
+            </ns0:pPr>
+            <ns0:r>
+              <ns0:rPr>
+                <ns0:rFonts ns0:ascii="仿宋" ns0:hAnsi="仿宋"/>
               </ns0:rPr>
               <ns0:t>Java程序开发</ns0:t>
             </ns0:r>
@@ -2095,11 +2316,12 @@
             <ns0:vAlign ns0:val="center"/>
           </ns0:tcPr>
           <ns0:p>
-            <ns0:r>
-              <ns0:rPr>
-                <ns0:rFonts ns0:ascii="仿宋" ns0:hAnsi="仿宋" ns0:eastAsia="仿宋" ns0:cs="仿宋"/>
-                <ns0:sz ns0:val="24"/>
-                <ns0:szCs ns0:val="24"/>
+            <ns0:pPr>
+              <ns0:spacing ns0:before="0" ns0:after="0" ns0:line="240" ns0:lineRule="auto"/>
+            </ns0:pPr>
+            <ns0:r>
+              <ns0:rPr>
+                <ns0:rFonts ns0:ascii="仿宋" ns0:hAnsi="仿宋"/>
               </ns0:rPr>
               <ns0:t>新需求的模块设计、开发及测试及解决日常机制产生的bugs,参与公司的如下项目：信诚人寿付款管理系统、长城资产管理系统、中胜国际核心业务系统、银行出回盘管理系统等</ns0:t>
             </ns0:r>
